--- a/03As Is Process Documentation.docx
+++ b/03As Is Process Documentation.docx
@@ -4,34 +4,161 @@
   <w:body>
     <w:p>
       <w:pPr>
-        <w:spacing w:line="276" w:lineRule="auto"/>
+        <w:spacing w:line="15" w:lineRule="atLeast"/>
         <w:jc w:val="center"/>
         <w:rPr>
           <w:rFonts w:ascii="Times New Roman" w:hAnsi="Times New Roman" w:cs="Times New Roman"/>
           <w:b/>
           <w:bCs/>
+          <w:color w:val="AEAAAA" w:themeColor="background2" w:themeShade="BF"/>
+          <w:lang w:val="en-US"/>
+        </w:rPr>
+      </w:pPr>
+      <w:r>
+        <w:rPr>
+          <w:rFonts w:ascii="Times New Roman" w:hAnsi="Times New Roman" w:cs="Times New Roman"/>
+          <w:b/>
+          <w:bCs/>
+          <w:color w:val="AEAAAA" w:themeColor="background2" w:themeShade="BF"/>
+          <w:lang w:val="en-US"/>
+        </w:rPr>
+        <w:t>As Is Process Documentation</w:t>
+      </w:r>
+    </w:p>
+    <w:p>
+      <w:pPr>
+        <w:spacing w:line="15" w:lineRule="atLeast"/>
+        <w:jc w:val="center"/>
+        <w:rPr>
+          <w:rFonts w:ascii="Times New Roman" w:hAnsi="Times New Roman" w:cs="Times New Roman"/>
+          <w:b/>
+          <w:bCs/>
+          <w:color w:val="4472C4" w:themeColor="accent1"/>
           <w:sz w:val="36"/>
           <w:szCs w:val="36"/>
-          <w:u w:val="single"/>
-          <w:lang w:val="en-US"/>
-        </w:rPr>
-      </w:pPr>
-      <w:r>
-        <w:rPr>
-          <w:rFonts w:ascii="Times New Roman" w:hAnsi="Times New Roman" w:cs="Times New Roman"/>
-          <w:b/>
-          <w:bCs/>
+          <w:lang w:val="en-US"/>
+        </w:rPr>
+      </w:pPr>
+      <w:proofErr w:type="spellStart"/>
+      <w:r>
+        <w:rPr>
+          <w:rFonts w:ascii="Times New Roman" w:hAnsi="Times New Roman" w:cs="Times New Roman"/>
+          <w:b/>
+          <w:bCs/>
+          <w:color w:val="4472C4" w:themeColor="accent1"/>
           <w:sz w:val="36"/>
           <w:szCs w:val="36"/>
-          <w:u w:val="single"/>
-          <w:lang w:val="en-US"/>
-        </w:rPr>
-        <w:t>As Is Process Documentation</w:t>
-      </w:r>
-    </w:p>
-    <w:p>
-      <w:pPr>
-        <w:spacing w:line="276" w:lineRule="auto"/>
+          <w:lang w:val="en-US"/>
+        </w:rPr>
+        <w:t>RetailEasy</w:t>
+      </w:r>
+      <w:proofErr w:type="spellEnd"/>
+      <w:r>
+        <w:rPr>
+          <w:rFonts w:ascii="Times New Roman" w:hAnsi="Times New Roman" w:cs="Times New Roman"/>
+          <w:b/>
+          <w:bCs/>
+          <w:color w:val="4472C4" w:themeColor="accent1"/>
+          <w:sz w:val="36"/>
+          <w:szCs w:val="36"/>
+          <w:lang w:val="en-US"/>
+        </w:rPr>
+        <w:t xml:space="preserve"> Pvt. Ltd.</w:t>
+      </w:r>
+    </w:p>
+    <w:p>
+      <w:pPr>
+        <w:pBdr>
+          <w:bottom w:val="single" w:sz="12" w:space="1" w:color="auto"/>
+        </w:pBdr>
+        <w:spacing w:line="15" w:lineRule="atLeast"/>
+        <w:jc w:val="center"/>
+        <w:rPr>
+          <w:rFonts w:ascii="Times New Roman" w:hAnsi="Times New Roman" w:cs="Times New Roman"/>
+          <w:b/>
+          <w:bCs/>
+          <w:color w:val="AEAAAA" w:themeColor="background2" w:themeShade="BF"/>
+          <w:lang w:val="en-US"/>
+        </w:rPr>
+      </w:pPr>
+      <w:r>
+        <w:rPr>
+          <w:rFonts w:ascii="Times New Roman" w:hAnsi="Times New Roman" w:cs="Times New Roman"/>
+          <w:b/>
+          <w:bCs/>
+          <w:color w:val="AEAAAA" w:themeColor="background2" w:themeShade="BF"/>
+          <w:lang w:val="en-US"/>
+        </w:rPr>
+        <w:t xml:space="preserve">Returns Process </w:t>
+      </w:r>
+      <w:proofErr w:type="gramStart"/>
+      <w:r>
+        <w:rPr>
+          <w:rFonts w:ascii="Times New Roman" w:hAnsi="Times New Roman" w:cs="Times New Roman"/>
+          <w:b/>
+          <w:bCs/>
+          <w:color w:val="AEAAAA" w:themeColor="background2" w:themeShade="BF"/>
+          <w:lang w:val="en-US"/>
+        </w:rPr>
+        <w:t>Automation  |</w:t>
+      </w:r>
+      <w:proofErr w:type="gramEnd"/>
+      <w:r>
+        <w:rPr>
+          <w:rFonts w:ascii="Times New Roman" w:hAnsi="Times New Roman" w:cs="Times New Roman"/>
+          <w:b/>
+          <w:bCs/>
+          <w:color w:val="AEAAAA" w:themeColor="background2" w:themeShade="BF"/>
+          <w:lang w:val="en-US"/>
+        </w:rPr>
+        <w:t xml:space="preserve">  Prepared by: Pooja Suresh Chavan, Business </w:t>
+      </w:r>
+      <w:proofErr w:type="gramStart"/>
+      <w:r>
+        <w:rPr>
+          <w:rFonts w:ascii="Times New Roman" w:hAnsi="Times New Roman" w:cs="Times New Roman"/>
+          <w:b/>
+          <w:bCs/>
+          <w:color w:val="AEAAAA" w:themeColor="background2" w:themeShade="BF"/>
+          <w:lang w:val="en-US"/>
+        </w:rPr>
+        <w:t>Analyst  |</w:t>
+      </w:r>
+      <w:proofErr w:type="gramEnd"/>
+      <w:r>
+        <w:rPr>
+          <w:rFonts w:ascii="Times New Roman" w:hAnsi="Times New Roman" w:cs="Times New Roman"/>
+          <w:b/>
+          <w:bCs/>
+          <w:color w:val="AEAAAA" w:themeColor="background2" w:themeShade="BF"/>
+          <w:lang w:val="en-US"/>
+        </w:rPr>
+        <w:t xml:space="preserve">  </w:t>
+      </w:r>
+      <w:r>
+        <w:rPr>
+          <w:rFonts w:ascii="Times New Roman" w:hAnsi="Times New Roman" w:cs="Times New Roman"/>
+          <w:b/>
+          <w:bCs/>
+          <w:color w:val="AEAAAA" w:themeColor="background2" w:themeShade="BF"/>
+          <w:lang w:val="en-US"/>
+        </w:rPr>
+        <w:t>June</w:t>
+      </w:r>
+      <w:r>
+        <w:rPr>
+          <w:rFonts w:ascii="Times New Roman" w:hAnsi="Times New Roman" w:cs="Times New Roman"/>
+          <w:b/>
+          <w:bCs/>
+          <w:color w:val="AEAAAA" w:themeColor="background2" w:themeShade="BF"/>
+          <w:lang w:val="en-US"/>
+        </w:rPr>
+        <w:t xml:space="preserve"> 2026</w:t>
+      </w:r>
+    </w:p>
+    <w:p>
+      <w:pPr>
+        <w:spacing w:line="15" w:lineRule="atLeast"/>
         <w:jc w:val="center"/>
         <w:rPr>
           <w:rFonts w:ascii="Times New Roman" w:hAnsi="Times New Roman" w:cs="Times New Roman"/>
@@ -51,13 +178,15 @@
           <w:ilvl w:val="0"/>
           <w:numId w:val="1"/>
         </w:numPr>
-        <w:spacing w:line="276" w:lineRule="auto"/>
+        <w:pBdr>
+          <w:bottom w:val="single" w:sz="12" w:space="1" w:color="auto"/>
+        </w:pBdr>
+        <w:spacing w:line="15" w:lineRule="atLeast"/>
         <w:rPr>
           <w:rFonts w:ascii="Times New Roman" w:hAnsi="Times New Roman" w:cs="Times New Roman"/>
           <w:color w:val="4472C4" w:themeColor="accent1"/>
           <w:sz w:val="28"/>
           <w:szCs w:val="28"/>
-          <w:u w:val="single"/>
           <w:lang w:val="en-US"/>
         </w:rPr>
       </w:pPr>
@@ -67,7 +196,6 @@
           <w:color w:val="4472C4" w:themeColor="accent1"/>
           <w:sz w:val="28"/>
           <w:szCs w:val="28"/>
-          <w:u w:val="single"/>
           <w:lang w:val="en-US"/>
         </w:rPr>
         <w:t>AS-IS PROCESS -NARRATIVE DESCRIPTION</w:t>
@@ -76,46 +204,75 @@
     <w:p>
       <w:pPr>
         <w:pStyle w:val="ListParagraph"/>
-        <w:spacing w:line="276" w:lineRule="auto"/>
-        <w:rPr>
-          <w:rFonts w:ascii="Times New Roman" w:hAnsi="Times New Roman" w:cs="Times New Roman"/>
-          <w:sz w:val="28"/>
-          <w:szCs w:val="28"/>
-          <w:lang w:val="en-US"/>
-        </w:rPr>
-      </w:pPr>
-    </w:p>
-    <w:p>
-      <w:pPr>
-        <w:pStyle w:val="ListParagraph"/>
-        <w:spacing w:line="276" w:lineRule="auto"/>
-        <w:rPr>
-          <w:rFonts w:ascii="Times New Roman" w:hAnsi="Times New Roman" w:cs="Times New Roman"/>
-          <w:b/>
-          <w:bCs/>
-          <w:sz w:val="28"/>
-          <w:szCs w:val="28"/>
-          <w:u w:val="single"/>
-          <w:lang w:val="en-US"/>
-        </w:rPr>
-      </w:pPr>
-      <w:r>
-        <w:rPr>
-          <w:rFonts w:ascii="Times New Roman" w:hAnsi="Times New Roman" w:cs="Times New Roman"/>
-          <w:b/>
-          <w:bCs/>
-          <w:sz w:val="28"/>
-          <w:szCs w:val="28"/>
-          <w:u w:val="single"/>
-          <w:lang w:val="en-US"/>
-        </w:rPr>
-        <w:t>Step I : Customer Sends Email</w:t>
-      </w:r>
-    </w:p>
-    <w:p>
-      <w:pPr>
-        <w:pStyle w:val="ListParagraph"/>
-        <w:spacing w:line="276" w:lineRule="auto"/>
+        <w:spacing w:line="15" w:lineRule="atLeast"/>
+        <w:rPr>
+          <w:rFonts w:ascii="Times New Roman" w:hAnsi="Times New Roman" w:cs="Times New Roman"/>
+          <w:b/>
+          <w:bCs/>
+          <w:sz w:val="28"/>
+          <w:szCs w:val="28"/>
+          <w:u w:val="single"/>
+          <w:lang w:val="en-US"/>
+        </w:rPr>
+      </w:pPr>
+    </w:p>
+    <w:p>
+      <w:pPr>
+        <w:pStyle w:val="ListParagraph"/>
+        <w:spacing w:line="15" w:lineRule="atLeast"/>
+        <w:rPr>
+          <w:rFonts w:ascii="Times New Roman" w:hAnsi="Times New Roman" w:cs="Times New Roman"/>
+          <w:b/>
+          <w:bCs/>
+          <w:sz w:val="28"/>
+          <w:szCs w:val="28"/>
+          <w:u w:val="single"/>
+          <w:lang w:val="en-US"/>
+        </w:rPr>
+      </w:pPr>
+      <w:r>
+        <w:rPr>
+          <w:rFonts w:ascii="Times New Roman" w:hAnsi="Times New Roman" w:cs="Times New Roman"/>
+          <w:b/>
+          <w:bCs/>
+          <w:sz w:val="28"/>
+          <w:szCs w:val="28"/>
+          <w:u w:val="single"/>
+          <w:lang w:val="en-US"/>
+        </w:rPr>
+        <w:t xml:space="preserve">Step </w:t>
+      </w:r>
+      <w:proofErr w:type="gramStart"/>
+      <w:r>
+        <w:rPr>
+          <w:rFonts w:ascii="Times New Roman" w:hAnsi="Times New Roman" w:cs="Times New Roman"/>
+          <w:b/>
+          <w:bCs/>
+          <w:sz w:val="28"/>
+          <w:szCs w:val="28"/>
+          <w:u w:val="single"/>
+          <w:lang w:val="en-US"/>
+        </w:rPr>
+        <w:t>I :</w:t>
+      </w:r>
+      <w:proofErr w:type="gramEnd"/>
+      <w:r>
+        <w:rPr>
+          <w:rFonts w:ascii="Times New Roman" w:hAnsi="Times New Roman" w:cs="Times New Roman"/>
+          <w:b/>
+          <w:bCs/>
+          <w:sz w:val="28"/>
+          <w:szCs w:val="28"/>
+          <w:u w:val="single"/>
+          <w:lang w:val="en-US"/>
+        </w:rPr>
+        <w:t xml:space="preserve"> Customer Sends Email</w:t>
+      </w:r>
+    </w:p>
+    <w:p>
+      <w:pPr>
+        <w:pStyle w:val="ListParagraph"/>
+        <w:spacing w:line="15" w:lineRule="atLeast"/>
         <w:rPr>
           <w:rFonts w:ascii="Times New Roman" w:hAnsi="Times New Roman" w:cs="Times New Roman"/>
         </w:rPr>
@@ -129,7 +286,7 @@
     </w:p>
     <w:p>
       <w:pPr>
-        <w:spacing w:line="276" w:lineRule="auto"/>
+        <w:spacing w:line="15" w:lineRule="atLeast"/>
         <w:rPr>
           <w:color w:val="A32D2D"/>
         </w:rPr>
@@ -144,43 +301,69 @@
     <w:p>
       <w:pPr>
         <w:pStyle w:val="ListParagraph"/>
-        <w:spacing w:line="276" w:lineRule="auto"/>
-        <w:rPr>
-          <w:rFonts w:ascii="Times New Roman" w:hAnsi="Times New Roman" w:cs="Times New Roman"/>
-        </w:rPr>
-      </w:pPr>
-    </w:p>
-    <w:p>
-      <w:pPr>
-        <w:pStyle w:val="ListParagraph"/>
-        <w:spacing w:line="276" w:lineRule="auto"/>
-        <w:rPr>
-          <w:rFonts w:ascii="Times New Roman" w:hAnsi="Times New Roman" w:cs="Times New Roman"/>
-          <w:b/>
-          <w:bCs/>
-          <w:sz w:val="28"/>
-          <w:szCs w:val="28"/>
-          <w:u w:val="single"/>
-          <w:lang w:val="en-US"/>
-        </w:rPr>
-      </w:pPr>
-      <w:r>
-        <w:rPr>
-          <w:rFonts w:ascii="Times New Roman" w:hAnsi="Times New Roman" w:cs="Times New Roman"/>
-          <w:b/>
-          <w:bCs/>
-          <w:sz w:val="28"/>
-          <w:szCs w:val="28"/>
-          <w:u w:val="single"/>
-          <w:lang w:val="en-US"/>
-        </w:rPr>
-        <w:t>Step II : Agents Reads Email (Next Available Agent)</w:t>
-      </w:r>
-    </w:p>
-    <w:p>
-      <w:pPr>
-        <w:pStyle w:val="ListParagraph"/>
-        <w:spacing w:line="276" w:lineRule="auto"/>
+        <w:spacing w:line="15" w:lineRule="atLeast"/>
+        <w:rPr>
+          <w:rFonts w:ascii="Times New Roman" w:hAnsi="Times New Roman" w:cs="Times New Roman"/>
+        </w:rPr>
+      </w:pPr>
+    </w:p>
+    <w:p>
+      <w:pPr>
+        <w:pStyle w:val="ListParagraph"/>
+        <w:spacing w:line="15" w:lineRule="atLeast"/>
+        <w:rPr>
+          <w:rFonts w:ascii="Times New Roman" w:hAnsi="Times New Roman" w:cs="Times New Roman"/>
+          <w:b/>
+          <w:bCs/>
+          <w:sz w:val="28"/>
+          <w:szCs w:val="28"/>
+          <w:u w:val="single"/>
+          <w:lang w:val="en-US"/>
+        </w:rPr>
+      </w:pPr>
+      <w:r>
+        <w:rPr>
+          <w:rFonts w:ascii="Times New Roman" w:hAnsi="Times New Roman" w:cs="Times New Roman"/>
+          <w:b/>
+          <w:bCs/>
+          <w:sz w:val="28"/>
+          <w:szCs w:val="28"/>
+          <w:u w:val="single"/>
+          <w:lang w:val="en-US"/>
+        </w:rPr>
+        <w:t xml:space="preserve">Step </w:t>
+      </w:r>
+      <w:proofErr w:type="gramStart"/>
+      <w:r>
+        <w:rPr>
+          <w:rFonts w:ascii="Times New Roman" w:hAnsi="Times New Roman" w:cs="Times New Roman"/>
+          <w:b/>
+          <w:bCs/>
+          <w:sz w:val="28"/>
+          <w:szCs w:val="28"/>
+          <w:u w:val="single"/>
+          <w:lang w:val="en-US"/>
+        </w:rPr>
+        <w:t>II :</w:t>
+      </w:r>
+      <w:proofErr w:type="gramEnd"/>
+      <w:r>
+        <w:rPr>
+          <w:rFonts w:ascii="Times New Roman" w:hAnsi="Times New Roman" w:cs="Times New Roman"/>
+          <w:b/>
+          <w:bCs/>
+          <w:sz w:val="28"/>
+          <w:szCs w:val="28"/>
+          <w:u w:val="single"/>
+          <w:lang w:val="en-US"/>
+        </w:rPr>
+        <w:t xml:space="preserve"> Agents Reads Email (Next Available Agent)</w:t>
+      </w:r>
+    </w:p>
+    <w:p>
+      <w:pPr>
+        <w:pStyle w:val="ListParagraph"/>
+        <w:spacing w:line="15" w:lineRule="atLeast"/>
         <w:rPr>
           <w:rFonts w:ascii="Times New Roman" w:hAnsi="Times New Roman" w:cs="Times New Roman"/>
         </w:rPr>
@@ -194,7 +377,7 @@
     </w:p>
     <w:p>
       <w:pPr>
-        <w:spacing w:line="276" w:lineRule="auto"/>
+        <w:spacing w:line="15" w:lineRule="atLeast"/>
         <w:rPr>
           <w:color w:val="A32D2D"/>
         </w:rPr>
@@ -209,43 +392,69 @@
     <w:p>
       <w:pPr>
         <w:pStyle w:val="ListParagraph"/>
-        <w:spacing w:line="276" w:lineRule="auto"/>
-        <w:rPr>
-          <w:rFonts w:ascii="Times New Roman" w:hAnsi="Times New Roman" w:cs="Times New Roman"/>
-        </w:rPr>
-      </w:pPr>
-    </w:p>
-    <w:p>
-      <w:pPr>
-        <w:pStyle w:val="ListParagraph"/>
-        <w:spacing w:line="276" w:lineRule="auto"/>
-        <w:rPr>
-          <w:rFonts w:ascii="Times New Roman" w:hAnsi="Times New Roman" w:cs="Times New Roman"/>
-          <w:b/>
-          <w:bCs/>
-          <w:sz w:val="28"/>
-          <w:szCs w:val="28"/>
-          <w:u w:val="single"/>
-          <w:lang w:val="en-US"/>
-        </w:rPr>
-      </w:pPr>
-      <w:r>
-        <w:rPr>
-          <w:rFonts w:ascii="Times New Roman" w:hAnsi="Times New Roman" w:cs="Times New Roman"/>
-          <w:b/>
-          <w:bCs/>
-          <w:sz w:val="28"/>
-          <w:szCs w:val="28"/>
-          <w:u w:val="single"/>
-          <w:lang w:val="en-US"/>
-        </w:rPr>
-        <w:t>Step III : Agent Requests Missing Information</w:t>
-      </w:r>
-    </w:p>
-    <w:p>
-      <w:pPr>
-        <w:pStyle w:val="ListParagraph"/>
-        <w:spacing w:line="276" w:lineRule="auto"/>
+        <w:spacing w:line="15" w:lineRule="atLeast"/>
+        <w:rPr>
+          <w:rFonts w:ascii="Times New Roman" w:hAnsi="Times New Roman" w:cs="Times New Roman"/>
+        </w:rPr>
+      </w:pPr>
+    </w:p>
+    <w:p>
+      <w:pPr>
+        <w:pStyle w:val="ListParagraph"/>
+        <w:spacing w:line="15" w:lineRule="atLeast"/>
+        <w:rPr>
+          <w:rFonts w:ascii="Times New Roman" w:hAnsi="Times New Roman" w:cs="Times New Roman"/>
+          <w:b/>
+          <w:bCs/>
+          <w:sz w:val="28"/>
+          <w:szCs w:val="28"/>
+          <w:u w:val="single"/>
+          <w:lang w:val="en-US"/>
+        </w:rPr>
+      </w:pPr>
+      <w:r>
+        <w:rPr>
+          <w:rFonts w:ascii="Times New Roman" w:hAnsi="Times New Roman" w:cs="Times New Roman"/>
+          <w:b/>
+          <w:bCs/>
+          <w:sz w:val="28"/>
+          <w:szCs w:val="28"/>
+          <w:u w:val="single"/>
+          <w:lang w:val="en-US"/>
+        </w:rPr>
+        <w:t xml:space="preserve">Step </w:t>
+      </w:r>
+      <w:proofErr w:type="gramStart"/>
+      <w:r>
+        <w:rPr>
+          <w:rFonts w:ascii="Times New Roman" w:hAnsi="Times New Roman" w:cs="Times New Roman"/>
+          <w:b/>
+          <w:bCs/>
+          <w:sz w:val="28"/>
+          <w:szCs w:val="28"/>
+          <w:u w:val="single"/>
+          <w:lang w:val="en-US"/>
+        </w:rPr>
+        <w:t>III :</w:t>
+      </w:r>
+      <w:proofErr w:type="gramEnd"/>
+      <w:r>
+        <w:rPr>
+          <w:rFonts w:ascii="Times New Roman" w:hAnsi="Times New Roman" w:cs="Times New Roman"/>
+          <w:b/>
+          <w:bCs/>
+          <w:sz w:val="28"/>
+          <w:szCs w:val="28"/>
+          <w:u w:val="single"/>
+          <w:lang w:val="en-US"/>
+        </w:rPr>
+        <w:t xml:space="preserve"> Agent Requests Missing Information</w:t>
+      </w:r>
+    </w:p>
+    <w:p>
+      <w:pPr>
+        <w:pStyle w:val="ListParagraph"/>
+        <w:spacing w:line="15" w:lineRule="atLeast"/>
         <w:rPr>
           <w:rFonts w:ascii="Times New Roman" w:hAnsi="Times New Roman" w:cs="Times New Roman"/>
         </w:rPr>
@@ -259,7 +468,7 @@
     </w:p>
     <w:p>
       <w:pPr>
-        <w:spacing w:before="40" w:after="40" w:line="276" w:lineRule="auto"/>
+        <w:spacing w:before="40" w:after="40" w:line="15" w:lineRule="atLeast"/>
       </w:pPr>
       <w:r>
         <w:rPr>
@@ -271,43 +480,69 @@
     <w:p>
       <w:pPr>
         <w:pStyle w:val="ListParagraph"/>
-        <w:spacing w:line="276" w:lineRule="auto"/>
-        <w:rPr>
-          <w:rFonts w:ascii="Times New Roman" w:hAnsi="Times New Roman" w:cs="Times New Roman"/>
-        </w:rPr>
-      </w:pPr>
-    </w:p>
-    <w:p>
-      <w:pPr>
-        <w:pStyle w:val="ListParagraph"/>
-        <w:spacing w:line="276" w:lineRule="auto"/>
-        <w:rPr>
-          <w:rFonts w:ascii="Times New Roman" w:hAnsi="Times New Roman" w:cs="Times New Roman"/>
-          <w:b/>
-          <w:bCs/>
-          <w:sz w:val="28"/>
-          <w:szCs w:val="28"/>
-          <w:u w:val="single"/>
-          <w:lang w:val="en-US"/>
-        </w:rPr>
-      </w:pPr>
-      <w:r>
-        <w:rPr>
-          <w:rFonts w:ascii="Times New Roman" w:hAnsi="Times New Roman" w:cs="Times New Roman"/>
-          <w:b/>
-          <w:bCs/>
-          <w:sz w:val="28"/>
-          <w:szCs w:val="28"/>
-          <w:u w:val="single"/>
-          <w:lang w:val="en-US"/>
-        </w:rPr>
-        <w:t>Step IV : Agent Checks Eligibility Manually</w:t>
-      </w:r>
-    </w:p>
-    <w:p>
-      <w:pPr>
-        <w:pStyle w:val="ListParagraph"/>
-        <w:spacing w:line="276" w:lineRule="auto"/>
+        <w:spacing w:line="15" w:lineRule="atLeast"/>
+        <w:rPr>
+          <w:rFonts w:ascii="Times New Roman" w:hAnsi="Times New Roman" w:cs="Times New Roman"/>
+        </w:rPr>
+      </w:pPr>
+    </w:p>
+    <w:p>
+      <w:pPr>
+        <w:pStyle w:val="ListParagraph"/>
+        <w:spacing w:line="15" w:lineRule="atLeast"/>
+        <w:rPr>
+          <w:rFonts w:ascii="Times New Roman" w:hAnsi="Times New Roman" w:cs="Times New Roman"/>
+          <w:b/>
+          <w:bCs/>
+          <w:sz w:val="28"/>
+          <w:szCs w:val="28"/>
+          <w:u w:val="single"/>
+          <w:lang w:val="en-US"/>
+        </w:rPr>
+      </w:pPr>
+      <w:r>
+        <w:rPr>
+          <w:rFonts w:ascii="Times New Roman" w:hAnsi="Times New Roman" w:cs="Times New Roman"/>
+          <w:b/>
+          <w:bCs/>
+          <w:sz w:val="28"/>
+          <w:szCs w:val="28"/>
+          <w:u w:val="single"/>
+          <w:lang w:val="en-US"/>
+        </w:rPr>
+        <w:t xml:space="preserve">Step </w:t>
+      </w:r>
+      <w:proofErr w:type="gramStart"/>
+      <w:r>
+        <w:rPr>
+          <w:rFonts w:ascii="Times New Roman" w:hAnsi="Times New Roman" w:cs="Times New Roman"/>
+          <w:b/>
+          <w:bCs/>
+          <w:sz w:val="28"/>
+          <w:szCs w:val="28"/>
+          <w:u w:val="single"/>
+          <w:lang w:val="en-US"/>
+        </w:rPr>
+        <w:t>IV :</w:t>
+      </w:r>
+      <w:proofErr w:type="gramEnd"/>
+      <w:r>
+        <w:rPr>
+          <w:rFonts w:ascii="Times New Roman" w:hAnsi="Times New Roman" w:cs="Times New Roman"/>
+          <w:b/>
+          <w:bCs/>
+          <w:sz w:val="28"/>
+          <w:szCs w:val="28"/>
+          <w:u w:val="single"/>
+          <w:lang w:val="en-US"/>
+        </w:rPr>
+        <w:t xml:space="preserve"> Agent Checks Eligibility Manually</w:t>
+      </w:r>
+    </w:p>
+    <w:p>
+      <w:pPr>
+        <w:pStyle w:val="ListParagraph"/>
+        <w:spacing w:line="15" w:lineRule="atLeast"/>
         <w:rPr>
           <w:rFonts w:ascii="Times New Roman" w:hAnsi="Times New Roman" w:cs="Times New Roman"/>
         </w:rPr>
@@ -321,7 +556,7 @@
     </w:p>
     <w:p>
       <w:pPr>
-        <w:spacing w:before="40" w:after="40" w:line="276" w:lineRule="auto"/>
+        <w:spacing w:before="40" w:after="40" w:line="15" w:lineRule="atLeast"/>
       </w:pPr>
       <w:r>
         <w:rPr>
@@ -333,34 +568,60 @@
     <w:p>
       <w:pPr>
         <w:pStyle w:val="ListParagraph"/>
-        <w:spacing w:line="276" w:lineRule="auto"/>
-        <w:rPr>
-          <w:rFonts w:ascii="Times New Roman" w:hAnsi="Times New Roman" w:cs="Times New Roman"/>
-          <w:b/>
-          <w:bCs/>
-          <w:sz w:val="28"/>
-          <w:szCs w:val="28"/>
-          <w:u w:val="single"/>
-          <w:lang w:val="en-US"/>
-        </w:rPr>
-      </w:pPr>
-      <w:r>
-        <w:rPr>
-          <w:rFonts w:ascii="Times New Roman" w:hAnsi="Times New Roman" w:cs="Times New Roman"/>
-          <w:b/>
-          <w:bCs/>
-          <w:sz w:val="28"/>
-          <w:szCs w:val="28"/>
-          <w:u w:val="single"/>
-          <w:lang w:val="en-US"/>
-        </w:rPr>
-        <w:t>Step V : Agent Notifies Warehouse via WhatsApp</w:t>
-      </w:r>
-    </w:p>
-    <w:p>
-      <w:pPr>
-        <w:pStyle w:val="ListParagraph"/>
-        <w:spacing w:line="276" w:lineRule="auto"/>
+        <w:spacing w:line="15" w:lineRule="atLeast"/>
+        <w:rPr>
+          <w:rFonts w:ascii="Times New Roman" w:hAnsi="Times New Roman" w:cs="Times New Roman"/>
+          <w:b/>
+          <w:bCs/>
+          <w:sz w:val="28"/>
+          <w:szCs w:val="28"/>
+          <w:u w:val="single"/>
+          <w:lang w:val="en-US"/>
+        </w:rPr>
+      </w:pPr>
+      <w:r>
+        <w:rPr>
+          <w:rFonts w:ascii="Times New Roman" w:hAnsi="Times New Roman" w:cs="Times New Roman"/>
+          <w:b/>
+          <w:bCs/>
+          <w:sz w:val="28"/>
+          <w:szCs w:val="28"/>
+          <w:u w:val="single"/>
+          <w:lang w:val="en-US"/>
+        </w:rPr>
+        <w:t xml:space="preserve">Step </w:t>
+      </w:r>
+      <w:proofErr w:type="gramStart"/>
+      <w:r>
+        <w:rPr>
+          <w:rFonts w:ascii="Times New Roman" w:hAnsi="Times New Roman" w:cs="Times New Roman"/>
+          <w:b/>
+          <w:bCs/>
+          <w:sz w:val="28"/>
+          <w:szCs w:val="28"/>
+          <w:u w:val="single"/>
+          <w:lang w:val="en-US"/>
+        </w:rPr>
+        <w:t>V :</w:t>
+      </w:r>
+      <w:proofErr w:type="gramEnd"/>
+      <w:r>
+        <w:rPr>
+          <w:rFonts w:ascii="Times New Roman" w:hAnsi="Times New Roman" w:cs="Times New Roman"/>
+          <w:b/>
+          <w:bCs/>
+          <w:sz w:val="28"/>
+          <w:szCs w:val="28"/>
+          <w:u w:val="single"/>
+          <w:lang w:val="en-US"/>
+        </w:rPr>
+        <w:t xml:space="preserve"> Agent Notifies Warehouse via WhatsApp</w:t>
+      </w:r>
+    </w:p>
+    <w:p>
+      <w:pPr>
+        <w:pStyle w:val="ListParagraph"/>
+        <w:spacing w:line="15" w:lineRule="atLeast"/>
         <w:rPr>
           <w:rFonts w:ascii="Times New Roman" w:hAnsi="Times New Roman" w:cs="Times New Roman"/>
         </w:rPr>
@@ -374,7 +635,7 @@
     </w:p>
     <w:p>
       <w:pPr>
-        <w:spacing w:before="40" w:after="40" w:line="276" w:lineRule="auto"/>
+        <w:spacing w:before="40" w:after="40" w:line="15" w:lineRule="atLeast"/>
       </w:pPr>
       <w:r>
         <w:rPr>
@@ -386,58 +647,84 @@
     <w:p>
       <w:pPr>
         <w:pStyle w:val="ListParagraph"/>
-        <w:spacing w:line="276" w:lineRule="auto"/>
-        <w:rPr>
-          <w:rFonts w:ascii="Times New Roman" w:hAnsi="Times New Roman" w:cs="Times New Roman"/>
-        </w:rPr>
-      </w:pPr>
-    </w:p>
-    <w:p>
-      <w:pPr>
-        <w:pStyle w:val="ListParagraph"/>
-        <w:spacing w:line="276" w:lineRule="auto"/>
-        <w:rPr>
-          <w:rFonts w:ascii="Times New Roman" w:hAnsi="Times New Roman" w:cs="Times New Roman"/>
-          <w:b/>
-          <w:bCs/>
-          <w:sz w:val="28"/>
-          <w:szCs w:val="28"/>
-          <w:u w:val="single"/>
-          <w:lang w:val="en-US"/>
-        </w:rPr>
-      </w:pPr>
-    </w:p>
-    <w:p>
-      <w:pPr>
-        <w:pStyle w:val="ListParagraph"/>
-        <w:spacing w:line="276" w:lineRule="auto"/>
-        <w:rPr>
-          <w:rFonts w:ascii="Times New Roman" w:hAnsi="Times New Roman" w:cs="Times New Roman"/>
-          <w:b/>
-          <w:bCs/>
-          <w:sz w:val="28"/>
-          <w:szCs w:val="28"/>
-          <w:u w:val="single"/>
-          <w:lang w:val="en-US"/>
-        </w:rPr>
-      </w:pPr>
-      <w:r>
-        <w:rPr>
-          <w:rFonts w:ascii="Times New Roman" w:hAnsi="Times New Roman" w:cs="Times New Roman"/>
-          <w:b/>
-          <w:bCs/>
-          <w:sz w:val="28"/>
-          <w:szCs w:val="28"/>
-          <w:u w:val="single"/>
-          <w:lang w:val="en-US"/>
-        </w:rPr>
-        <w:t>Step VI :  Agent Manually Updates Finance Sheet</w:t>
-      </w:r>
-    </w:p>
-    <w:p>
-      <w:pPr>
-        <w:pStyle w:val="ListParagraph"/>
-        <w:spacing w:line="276" w:lineRule="auto"/>
+        <w:spacing w:line="15" w:lineRule="atLeast"/>
+        <w:rPr>
+          <w:rFonts w:ascii="Times New Roman" w:hAnsi="Times New Roman" w:cs="Times New Roman"/>
+        </w:rPr>
+      </w:pPr>
+    </w:p>
+    <w:p>
+      <w:pPr>
+        <w:pStyle w:val="ListParagraph"/>
+        <w:spacing w:line="15" w:lineRule="atLeast"/>
+        <w:rPr>
+          <w:rFonts w:ascii="Times New Roman" w:hAnsi="Times New Roman" w:cs="Times New Roman"/>
+          <w:b/>
+          <w:bCs/>
+          <w:sz w:val="28"/>
+          <w:szCs w:val="28"/>
+          <w:u w:val="single"/>
+          <w:lang w:val="en-US"/>
+        </w:rPr>
+      </w:pPr>
+    </w:p>
+    <w:p>
+      <w:pPr>
+        <w:pStyle w:val="ListParagraph"/>
+        <w:spacing w:line="15" w:lineRule="atLeast"/>
+        <w:rPr>
+          <w:rFonts w:ascii="Times New Roman" w:hAnsi="Times New Roman" w:cs="Times New Roman"/>
+          <w:b/>
+          <w:bCs/>
+          <w:sz w:val="28"/>
+          <w:szCs w:val="28"/>
+          <w:u w:val="single"/>
+          <w:lang w:val="en-US"/>
+        </w:rPr>
+      </w:pPr>
+      <w:r>
+        <w:rPr>
+          <w:rFonts w:ascii="Times New Roman" w:hAnsi="Times New Roman" w:cs="Times New Roman"/>
+          <w:b/>
+          <w:bCs/>
+          <w:sz w:val="28"/>
+          <w:szCs w:val="28"/>
+          <w:u w:val="single"/>
+          <w:lang w:val="en-US"/>
+        </w:rPr>
+        <w:t xml:space="preserve">Step </w:t>
+      </w:r>
+      <w:proofErr w:type="gramStart"/>
+      <w:r>
+        <w:rPr>
+          <w:rFonts w:ascii="Times New Roman" w:hAnsi="Times New Roman" w:cs="Times New Roman"/>
+          <w:b/>
+          <w:bCs/>
+          <w:sz w:val="28"/>
+          <w:szCs w:val="28"/>
+          <w:u w:val="single"/>
+          <w:lang w:val="en-US"/>
+        </w:rPr>
+        <w:t>VI :</w:t>
+      </w:r>
+      <w:proofErr w:type="gramEnd"/>
+      <w:r>
+        <w:rPr>
+          <w:rFonts w:ascii="Times New Roman" w:hAnsi="Times New Roman" w:cs="Times New Roman"/>
+          <w:b/>
+          <w:bCs/>
+          <w:sz w:val="28"/>
+          <w:szCs w:val="28"/>
+          <w:u w:val="single"/>
+          <w:lang w:val="en-US"/>
+        </w:rPr>
+        <w:t xml:space="preserve">  Agent Manually Updates Finance Sheet</w:t>
+      </w:r>
+    </w:p>
+    <w:p>
+      <w:pPr>
+        <w:pStyle w:val="ListParagraph"/>
+        <w:spacing w:line="15" w:lineRule="atLeast"/>
         <w:rPr>
           <w:rFonts w:ascii="Times New Roman" w:hAnsi="Times New Roman" w:cs="Times New Roman"/>
         </w:rPr>
@@ -452,7 +739,7 @@
     <w:p>
       <w:pPr>
         <w:pStyle w:val="ListParagraph"/>
-        <w:spacing w:line="276" w:lineRule="auto"/>
+        <w:spacing w:line="15" w:lineRule="atLeast"/>
         <w:rPr>
           <w:rFonts w:ascii="Times New Roman" w:hAnsi="Times New Roman" w:cs="Times New Roman"/>
         </w:rPr>
@@ -466,7 +753,7 @@
     </w:p>
     <w:p>
       <w:pPr>
-        <w:spacing w:line="276" w:lineRule="auto"/>
+        <w:spacing w:line="15" w:lineRule="atLeast"/>
         <w:rPr>
           <w:rFonts w:ascii="Times New Roman" w:hAnsi="Times New Roman" w:cs="Times New Roman"/>
         </w:rPr>
@@ -481,16 +768,16 @@
     <w:p>
       <w:pPr>
         <w:pStyle w:val="ListParagraph"/>
-        <w:spacing w:line="276" w:lineRule="auto"/>
-        <w:rPr>
-          <w:rFonts w:ascii="Times New Roman" w:hAnsi="Times New Roman" w:cs="Times New Roman"/>
-        </w:rPr>
-      </w:pPr>
-    </w:p>
-    <w:p>
-      <w:pPr>
-        <w:pStyle w:val="ListParagraph"/>
-        <w:spacing w:line="276" w:lineRule="auto"/>
+        <w:spacing w:line="15" w:lineRule="atLeast"/>
+        <w:rPr>
+          <w:rFonts w:ascii="Times New Roman" w:hAnsi="Times New Roman" w:cs="Times New Roman"/>
+        </w:rPr>
+      </w:pPr>
+    </w:p>
+    <w:p>
+      <w:pPr>
+        <w:pStyle w:val="ListParagraph"/>
+        <w:spacing w:line="15" w:lineRule="atLeast"/>
         <w:rPr>
           <w:rFonts w:ascii="Times New Roman" w:hAnsi="Times New Roman" w:cs="Times New Roman"/>
           <w:b/>
@@ -517,42 +804,70 @@
     <w:p>
       <w:pPr>
         <w:pStyle w:val="ListParagraph"/>
-        <w:spacing w:line="276" w:lineRule="auto"/>
-        <w:rPr>
-          <w:rFonts w:ascii="Times New Roman" w:hAnsi="Times New Roman" w:cs="Times New Roman"/>
-        </w:rPr>
-      </w:pPr>
-      <w:r>
-        <w:rPr>
-          <w:rFonts w:ascii="Times New Roman" w:hAnsi="Times New Roman" w:cs="Times New Roman"/>
-        </w:rPr>
-        <w:t>The customer arranges their own courier to ship the item back. There is no return shipping label provided, no standard courier, and no tracking mechanism. Customers use whatever courier they choose, often at their own cost, with no visibility to the RetailEasy team.</w:t>
-      </w:r>
-    </w:p>
-    <w:p>
-      <w:pPr>
-        <w:spacing w:before="40" w:after="40" w:line="276" w:lineRule="auto"/>
+        <w:spacing w:line="15" w:lineRule="atLeast"/>
+        <w:rPr>
+          <w:rFonts w:ascii="Times New Roman" w:hAnsi="Times New Roman" w:cs="Times New Roman"/>
+        </w:rPr>
+      </w:pPr>
+      <w:r>
+        <w:rPr>
+          <w:rFonts w:ascii="Times New Roman" w:hAnsi="Times New Roman" w:cs="Times New Roman"/>
+        </w:rPr>
+        <w:t xml:space="preserve">The customer arranges their own courier to ship the item back. There is no return shipping label provided, no standard courier, and no tracking mechanism. Customers use whatever courier they choose, often at their own cost, with no visibility to the </w:t>
+      </w:r>
+      <w:proofErr w:type="spellStart"/>
+      <w:r>
+        <w:rPr>
+          <w:rFonts w:ascii="Times New Roman" w:hAnsi="Times New Roman" w:cs="Times New Roman"/>
+        </w:rPr>
+        <w:t>RetailEasy</w:t>
+      </w:r>
+      <w:proofErr w:type="spellEnd"/>
+      <w:r>
+        <w:rPr>
+          <w:rFonts w:ascii="Times New Roman" w:hAnsi="Times New Roman" w:cs="Times New Roman"/>
+        </w:rPr>
+        <w:t xml:space="preserve"> team.</w:t>
+      </w:r>
+    </w:p>
+    <w:p>
+      <w:pPr>
+        <w:spacing w:before="40" w:after="40" w:line="15" w:lineRule="atLeast"/>
       </w:pPr>
       <w:r>
         <w:rPr>
           <w:color w:val="A32D2D"/>
         </w:rPr>
-        <w:t>Pain Point: No standardized return shipping — RetailEasy cannot track incoming items, and customers bear courier cost and burden.</w:t>
-      </w:r>
-    </w:p>
-    <w:p>
-      <w:pPr>
-        <w:pStyle w:val="ListParagraph"/>
-        <w:spacing w:line="276" w:lineRule="auto"/>
-        <w:rPr>
-          <w:rFonts w:ascii="Times New Roman" w:hAnsi="Times New Roman" w:cs="Times New Roman"/>
-        </w:rPr>
-      </w:pPr>
-    </w:p>
-    <w:p>
-      <w:pPr>
-        <w:pStyle w:val="ListParagraph"/>
-        <w:spacing w:line="276" w:lineRule="auto"/>
+        <w:t xml:space="preserve">Pain Point: No standardized return shipping — </w:t>
+      </w:r>
+      <w:proofErr w:type="spellStart"/>
+      <w:r>
+        <w:rPr>
+          <w:color w:val="A32D2D"/>
+        </w:rPr>
+        <w:t>RetailEasy</w:t>
+      </w:r>
+      <w:proofErr w:type="spellEnd"/>
+      <w:r>
+        <w:rPr>
+          <w:color w:val="A32D2D"/>
+        </w:rPr>
+        <w:t xml:space="preserve"> cannot track incoming items, and customers bear courier cost and burden.</w:t>
+      </w:r>
+    </w:p>
+    <w:p>
+      <w:pPr>
+        <w:pStyle w:val="ListParagraph"/>
+        <w:spacing w:line="15" w:lineRule="atLeast"/>
+        <w:rPr>
+          <w:rFonts w:ascii="Times New Roman" w:hAnsi="Times New Roman" w:cs="Times New Roman"/>
+        </w:rPr>
+      </w:pPr>
+    </w:p>
+    <w:p>
+      <w:pPr>
+        <w:pStyle w:val="ListParagraph"/>
+        <w:spacing w:line="15" w:lineRule="atLeast"/>
         <w:rPr>
           <w:rFonts w:ascii="Times New Roman" w:hAnsi="Times New Roman" w:cs="Times New Roman"/>
           <w:b/>
@@ -579,7 +894,7 @@
     <w:p>
       <w:pPr>
         <w:pStyle w:val="ListParagraph"/>
-        <w:spacing w:line="276" w:lineRule="auto"/>
+        <w:spacing w:line="15" w:lineRule="atLeast"/>
         <w:rPr>
           <w:rFonts w:ascii="Times New Roman" w:hAnsi="Times New Roman" w:cs="Times New Roman"/>
         </w:rPr>
@@ -593,7 +908,7 @@
     </w:p>
     <w:p>
       <w:pPr>
-        <w:spacing w:before="40" w:after="40" w:line="276" w:lineRule="auto"/>
+        <w:spacing w:before="40" w:after="40" w:line="15" w:lineRule="atLeast"/>
       </w:pPr>
       <w:r>
         <w:rPr>
@@ -605,16 +920,16 @@
     <w:p>
       <w:pPr>
         <w:pStyle w:val="ListParagraph"/>
-        <w:spacing w:line="276" w:lineRule="auto"/>
-        <w:rPr>
-          <w:rFonts w:ascii="Times New Roman" w:hAnsi="Times New Roman" w:cs="Times New Roman"/>
-        </w:rPr>
-      </w:pPr>
-    </w:p>
-    <w:p>
-      <w:pPr>
-        <w:pStyle w:val="ListParagraph"/>
-        <w:spacing w:line="276" w:lineRule="auto"/>
+        <w:spacing w:line="15" w:lineRule="atLeast"/>
+        <w:rPr>
+          <w:rFonts w:ascii="Times New Roman" w:hAnsi="Times New Roman" w:cs="Times New Roman"/>
+        </w:rPr>
+      </w:pPr>
+    </w:p>
+    <w:p>
+      <w:pPr>
+        <w:pStyle w:val="ListParagraph"/>
+        <w:spacing w:line="15" w:lineRule="atLeast"/>
         <w:rPr>
           <w:rFonts w:ascii="Times New Roman" w:hAnsi="Times New Roman" w:cs="Times New Roman"/>
           <w:b/>
@@ -641,7 +956,7 @@
     <w:p>
       <w:pPr>
         <w:pStyle w:val="ListParagraph"/>
-        <w:spacing w:line="276" w:lineRule="auto"/>
+        <w:spacing w:line="15" w:lineRule="atLeast"/>
         <w:rPr>
           <w:rFonts w:ascii="Times New Roman" w:hAnsi="Times New Roman" w:cs="Times New Roman"/>
         </w:rPr>
@@ -655,7 +970,7 @@
     </w:p>
     <w:p>
       <w:pPr>
-        <w:spacing w:before="40" w:after="40" w:line="276" w:lineRule="auto"/>
+        <w:spacing w:before="40" w:after="40" w:line="15" w:lineRule="atLeast"/>
       </w:pPr>
       <w:r>
         <w:rPr>
@@ -667,16 +982,16 @@
     <w:p>
       <w:pPr>
         <w:pStyle w:val="ListParagraph"/>
-        <w:spacing w:line="276" w:lineRule="auto"/>
-        <w:rPr>
-          <w:rFonts w:ascii="Times New Roman" w:hAnsi="Times New Roman" w:cs="Times New Roman"/>
-        </w:rPr>
-      </w:pPr>
-    </w:p>
-    <w:p>
-      <w:pPr>
-        <w:pStyle w:val="ListParagraph"/>
-        <w:spacing w:line="276" w:lineRule="auto"/>
+        <w:spacing w:line="15" w:lineRule="atLeast"/>
+        <w:rPr>
+          <w:rFonts w:ascii="Times New Roman" w:hAnsi="Times New Roman" w:cs="Times New Roman"/>
+        </w:rPr>
+      </w:pPr>
+    </w:p>
+    <w:p>
+      <w:pPr>
+        <w:pStyle w:val="ListParagraph"/>
+        <w:spacing w:line="15" w:lineRule="atLeast"/>
         <w:rPr>
           <w:rFonts w:ascii="Times New Roman" w:hAnsi="Times New Roman" w:cs="Times New Roman"/>
           <w:b/>
@@ -703,7 +1018,7 @@
     <w:p>
       <w:pPr>
         <w:pStyle w:val="ListParagraph"/>
-        <w:spacing w:line="276" w:lineRule="auto"/>
+        <w:spacing w:line="15" w:lineRule="atLeast"/>
         <w:rPr>
           <w:rFonts w:ascii="Times New Roman" w:hAnsi="Times New Roman" w:cs="Times New Roman"/>
         </w:rPr>
@@ -717,82 +1032,96 @@
     </w:p>
     <w:p>
       <w:pPr>
-        <w:spacing w:before="40" w:after="40" w:line="276" w:lineRule="auto"/>
+        <w:spacing w:before="40" w:after="40" w:line="15" w:lineRule="atLeast"/>
       </w:pPr>
       <w:r>
         <w:rPr>
           <w:color w:val="A32D2D"/>
         </w:rPr>
-        <w:t>Pain Point: Batch processing introduces 4–24 hour delays on top of an already slow process. No customer notification of refund trigger.</w:t>
-      </w:r>
-    </w:p>
-    <w:p>
-      <w:pPr>
-        <w:pStyle w:val="ListParagraph"/>
-        <w:spacing w:line="276" w:lineRule="auto"/>
-        <w:rPr>
-          <w:rFonts w:ascii="Times New Roman" w:hAnsi="Times New Roman" w:cs="Times New Roman"/>
-        </w:rPr>
-      </w:pPr>
-    </w:p>
-    <w:p>
-      <w:pPr>
-        <w:pStyle w:val="ListParagraph"/>
-        <w:spacing w:line="276" w:lineRule="auto"/>
-        <w:rPr>
-          <w:rFonts w:ascii="Times New Roman" w:hAnsi="Times New Roman" w:cs="Times New Roman"/>
-        </w:rPr>
-      </w:pPr>
-    </w:p>
-    <w:p>
-      <w:pPr>
-        <w:pStyle w:val="ListParagraph"/>
-        <w:spacing w:line="276" w:lineRule="auto"/>
-        <w:rPr>
-          <w:rFonts w:ascii="Times New Roman" w:hAnsi="Times New Roman" w:cs="Times New Roman"/>
-        </w:rPr>
-      </w:pPr>
-    </w:p>
-    <w:p>
-      <w:pPr>
-        <w:pStyle w:val="ListParagraph"/>
-        <w:spacing w:line="276" w:lineRule="auto"/>
-        <w:rPr>
-          <w:rFonts w:ascii="Times New Roman" w:hAnsi="Times New Roman" w:cs="Times New Roman"/>
-        </w:rPr>
-      </w:pPr>
-    </w:p>
-    <w:p>
-      <w:pPr>
-        <w:pStyle w:val="ListParagraph"/>
-        <w:spacing w:line="276" w:lineRule="auto"/>
-        <w:rPr>
-          <w:rFonts w:ascii="Times New Roman" w:hAnsi="Times New Roman" w:cs="Times New Roman"/>
-        </w:rPr>
-      </w:pPr>
-    </w:p>
-    <w:p>
-      <w:pPr>
-        <w:pStyle w:val="ListParagraph"/>
-        <w:spacing w:line="276" w:lineRule="auto"/>
-        <w:rPr>
-          <w:rFonts w:ascii="Times New Roman" w:hAnsi="Times New Roman" w:cs="Times New Roman"/>
-        </w:rPr>
-      </w:pPr>
-    </w:p>
-    <w:p>
-      <w:pPr>
-        <w:pStyle w:val="ListParagraph"/>
-        <w:spacing w:line="276" w:lineRule="auto"/>
-        <w:rPr>
-          <w:rFonts w:ascii="Times New Roman" w:hAnsi="Times New Roman" w:cs="Times New Roman"/>
-        </w:rPr>
-      </w:pPr>
-    </w:p>
-    <w:p>
-      <w:pPr>
-        <w:pStyle w:val="ListParagraph"/>
-        <w:spacing w:line="276" w:lineRule="auto"/>
+        <w:t>Pain Point: Batch processing introduces 4–</w:t>
+      </w:r>
+      <w:proofErr w:type="gramStart"/>
+      <w:r>
+        <w:rPr>
+          <w:color w:val="A32D2D"/>
+        </w:rPr>
+        <w:t>24 hour</w:t>
+      </w:r>
+      <w:proofErr w:type="gramEnd"/>
+      <w:r>
+        <w:rPr>
+          <w:color w:val="A32D2D"/>
+        </w:rPr>
+        <w:t xml:space="preserve"> delays on top of an already slow process. No customer notification of refund trigger.</w:t>
+      </w:r>
+    </w:p>
+    <w:p>
+      <w:pPr>
+        <w:pStyle w:val="ListParagraph"/>
+        <w:spacing w:line="15" w:lineRule="atLeast"/>
+        <w:rPr>
+          <w:rFonts w:ascii="Times New Roman" w:hAnsi="Times New Roman" w:cs="Times New Roman"/>
+        </w:rPr>
+      </w:pPr>
+    </w:p>
+    <w:p>
+      <w:pPr>
+        <w:pStyle w:val="ListParagraph"/>
+        <w:spacing w:line="15" w:lineRule="atLeast"/>
+        <w:rPr>
+          <w:rFonts w:ascii="Times New Roman" w:hAnsi="Times New Roman" w:cs="Times New Roman"/>
+        </w:rPr>
+      </w:pPr>
+    </w:p>
+    <w:p>
+      <w:pPr>
+        <w:pStyle w:val="ListParagraph"/>
+        <w:spacing w:line="15" w:lineRule="atLeast"/>
+        <w:rPr>
+          <w:rFonts w:ascii="Times New Roman" w:hAnsi="Times New Roman" w:cs="Times New Roman"/>
+        </w:rPr>
+      </w:pPr>
+    </w:p>
+    <w:p>
+      <w:pPr>
+        <w:pStyle w:val="ListParagraph"/>
+        <w:spacing w:line="15" w:lineRule="atLeast"/>
+        <w:rPr>
+          <w:rFonts w:ascii="Times New Roman" w:hAnsi="Times New Roman" w:cs="Times New Roman"/>
+        </w:rPr>
+      </w:pPr>
+    </w:p>
+    <w:p>
+      <w:pPr>
+        <w:pStyle w:val="ListParagraph"/>
+        <w:spacing w:line="15" w:lineRule="atLeast"/>
+        <w:rPr>
+          <w:rFonts w:ascii="Times New Roman" w:hAnsi="Times New Roman" w:cs="Times New Roman"/>
+        </w:rPr>
+      </w:pPr>
+    </w:p>
+    <w:p>
+      <w:pPr>
+        <w:pStyle w:val="ListParagraph"/>
+        <w:spacing w:line="15" w:lineRule="atLeast"/>
+        <w:rPr>
+          <w:rFonts w:ascii="Times New Roman" w:hAnsi="Times New Roman" w:cs="Times New Roman"/>
+        </w:rPr>
+      </w:pPr>
+    </w:p>
+    <w:p>
+      <w:pPr>
+        <w:pStyle w:val="ListParagraph"/>
+        <w:spacing w:line="15" w:lineRule="atLeast"/>
+        <w:rPr>
+          <w:rFonts w:ascii="Times New Roman" w:hAnsi="Times New Roman" w:cs="Times New Roman"/>
+        </w:rPr>
+      </w:pPr>
+    </w:p>
+    <w:p>
+      <w:pPr>
+        <w:pStyle w:val="ListParagraph"/>
+        <w:spacing w:line="15" w:lineRule="atLeast"/>
         <w:ind w:right="-144" w:hanging="720"/>
         <w:rPr>
           <w:rFonts w:ascii="Times New Roman" w:hAnsi="Times New Roman" w:cs="Times New Roman"/>
@@ -803,6 +1132,7 @@
           <w:rFonts w:ascii="Times New Roman" w:hAnsi="Times New Roman" w:cs="Times New Roman"/>
           <w:noProof/>
         </w:rPr>
+        <w:lastRenderedPageBreak/>
         <w:drawing>
           <wp:inline distT="0" distB="0" distL="0" distR="0" wp14:anchorId="29E98C59" wp14:editId="792958DE">
             <wp:extent cx="6385069" cy="9311640"/>
@@ -849,7 +1179,7 @@
     <w:p>
       <w:pPr>
         <w:pStyle w:val="ListParagraph"/>
-        <w:spacing w:line="276" w:lineRule="auto"/>
+        <w:spacing w:line="15" w:lineRule="atLeast"/>
         <w:ind w:right="-144" w:hanging="720"/>
         <w:rPr>
           <w:rFonts w:ascii="Times New Roman" w:hAnsi="Times New Roman" w:cs="Times New Roman"/>
@@ -880,7 +1210,7 @@
           <w:p>
             <w:pPr>
               <w:pStyle w:val="ListParagraph"/>
-              <w:spacing w:line="276" w:lineRule="auto"/>
+              <w:spacing w:line="15" w:lineRule="atLeast"/>
               <w:ind w:left="0" w:right="-144"/>
               <w:jc w:val="center"/>
               <w:rPr>
@@ -908,7 +1238,7 @@
           <w:p>
             <w:pPr>
               <w:pStyle w:val="ListParagraph"/>
-              <w:spacing w:line="276" w:lineRule="auto"/>
+              <w:spacing w:line="15" w:lineRule="atLeast"/>
               <w:ind w:left="0" w:right="-144"/>
               <w:rPr>
                 <w:rFonts w:ascii="Times New Roman" w:hAnsi="Times New Roman" w:cs="Times New Roman"/>
@@ -929,7 +1259,7 @@
           <w:p>
             <w:pPr>
               <w:pStyle w:val="ListParagraph"/>
-              <w:spacing w:line="276" w:lineRule="auto"/>
+              <w:spacing w:line="15" w:lineRule="atLeast"/>
               <w:ind w:left="0" w:right="-144"/>
               <w:cnfStyle w:val="000000100000" w:firstRow="0" w:lastRow="0" w:firstColumn="0" w:lastColumn="0" w:oddVBand="0" w:evenVBand="0" w:oddHBand="1" w:evenHBand="0" w:firstRowFirstColumn="0" w:firstRowLastColumn="0" w:lastRowFirstColumn="0" w:lastRowLastColumn="0"/>
               <w:rPr>
@@ -954,7 +1284,7 @@
           <w:p>
             <w:pPr>
               <w:pStyle w:val="ListParagraph"/>
-              <w:spacing w:line="276" w:lineRule="auto"/>
+              <w:spacing w:line="15" w:lineRule="atLeast"/>
               <w:ind w:left="0" w:right="-144"/>
               <w:rPr>
                 <w:rFonts w:ascii="Times New Roman" w:hAnsi="Times New Roman" w:cs="Times New Roman"/>
@@ -975,7 +1305,7 @@
           <w:p>
             <w:pPr>
               <w:pStyle w:val="ListParagraph"/>
-              <w:spacing w:line="276" w:lineRule="auto"/>
+              <w:spacing w:line="15" w:lineRule="atLeast"/>
               <w:ind w:left="0" w:right="-144"/>
               <w:cnfStyle w:val="000000000000" w:firstRow="0" w:lastRow="0" w:firstColumn="0" w:lastColumn="0" w:oddVBand="0" w:evenVBand="0" w:oddHBand="0" w:evenHBand="0" w:firstRowFirstColumn="0" w:firstRowLastColumn="0" w:lastRowFirstColumn="0" w:lastRowLastColumn="0"/>
               <w:rPr>
@@ -1003,7 +1333,7 @@
           <w:p>
             <w:pPr>
               <w:pStyle w:val="ListParagraph"/>
-              <w:spacing w:line="276" w:lineRule="auto"/>
+              <w:spacing w:line="15" w:lineRule="atLeast"/>
               <w:ind w:left="0" w:right="-144"/>
               <w:rPr>
                 <w:rFonts w:ascii="Times New Roman" w:hAnsi="Times New Roman" w:cs="Times New Roman"/>
@@ -1024,7 +1354,7 @@
           <w:p>
             <w:pPr>
               <w:pStyle w:val="ListParagraph"/>
-              <w:spacing w:line="276" w:lineRule="auto"/>
+              <w:spacing w:line="15" w:lineRule="atLeast"/>
               <w:ind w:left="0" w:right="-144"/>
               <w:cnfStyle w:val="000000100000" w:firstRow="0" w:lastRow="0" w:firstColumn="0" w:lastColumn="0" w:oddVBand="0" w:evenVBand="0" w:oddHBand="1" w:evenHBand="0" w:firstRowFirstColumn="0" w:firstRowLastColumn="0" w:lastRowFirstColumn="0" w:lastRowLastColumn="0"/>
               <w:rPr>
@@ -1049,7 +1379,7 @@
           <w:p>
             <w:pPr>
               <w:pStyle w:val="ListParagraph"/>
-              <w:spacing w:line="276" w:lineRule="auto"/>
+              <w:spacing w:line="15" w:lineRule="atLeast"/>
               <w:ind w:left="0" w:right="-144"/>
               <w:rPr>
                 <w:rFonts w:ascii="Times New Roman" w:hAnsi="Times New Roman" w:cs="Times New Roman"/>
@@ -1070,7 +1400,7 @@
           <w:p>
             <w:pPr>
               <w:pStyle w:val="ListParagraph"/>
-              <w:spacing w:line="276" w:lineRule="auto"/>
+              <w:spacing w:line="15" w:lineRule="atLeast"/>
               <w:ind w:left="0" w:right="-144"/>
               <w:cnfStyle w:val="000000000000" w:firstRow="0" w:lastRow="0" w:firstColumn="0" w:lastColumn="0" w:oddVBand="0" w:evenVBand="0" w:oddHBand="0" w:evenHBand="0" w:firstRowFirstColumn="0" w:firstRowLastColumn="0" w:lastRowFirstColumn="0" w:lastRowLastColumn="0"/>
               <w:rPr>
@@ -1098,7 +1428,7 @@
           <w:p>
             <w:pPr>
               <w:pStyle w:val="ListParagraph"/>
-              <w:spacing w:line="276" w:lineRule="auto"/>
+              <w:spacing w:line="15" w:lineRule="atLeast"/>
               <w:ind w:left="0" w:right="-144"/>
               <w:rPr>
                 <w:rFonts w:ascii="Cambria Math" w:hAnsi="Cambria Math" w:cs="Cambria Math"/>
@@ -1123,7 +1453,7 @@
           <w:p>
             <w:pPr>
               <w:pStyle w:val="ListParagraph"/>
-              <w:spacing w:line="276" w:lineRule="auto"/>
+              <w:spacing w:line="15" w:lineRule="atLeast"/>
               <w:ind w:left="0" w:right="-144"/>
               <w:cnfStyle w:val="000000100000" w:firstRow="0" w:lastRow="0" w:firstColumn="0" w:lastColumn="0" w:oddVBand="0" w:evenVBand="0" w:oddHBand="1" w:evenHBand="0" w:firstRowFirstColumn="0" w:firstRowLastColumn="0" w:lastRowFirstColumn="0" w:lastRowLastColumn="0"/>
               <w:rPr>
@@ -1148,7 +1478,7 @@
           <w:p>
             <w:pPr>
               <w:pStyle w:val="ListParagraph"/>
-              <w:spacing w:line="276" w:lineRule="auto"/>
+              <w:spacing w:line="15" w:lineRule="atLeast"/>
               <w:ind w:left="0" w:right="-144"/>
               <w:rPr>
                 <w:rFonts w:ascii="Cambria Math" w:hAnsi="Cambria Math" w:cs="Cambria Math"/>
@@ -1169,7 +1499,7 @@
           <w:p>
             <w:pPr>
               <w:pStyle w:val="ListParagraph"/>
-              <w:spacing w:line="276" w:lineRule="auto"/>
+              <w:spacing w:line="15" w:lineRule="atLeast"/>
               <w:ind w:left="0" w:right="-144"/>
               <w:cnfStyle w:val="000000000000" w:firstRow="0" w:lastRow="0" w:firstColumn="0" w:lastColumn="0" w:oddVBand="0" w:evenVBand="0" w:oddHBand="0" w:evenHBand="0" w:firstRowFirstColumn="0" w:firstRowLastColumn="0" w:lastRowFirstColumn="0" w:lastRowLastColumn="0"/>
               <w:rPr>
@@ -1197,7 +1527,7 @@
           <w:p>
             <w:pPr>
               <w:pStyle w:val="ListParagraph"/>
-              <w:spacing w:line="60" w:lineRule="auto"/>
+              <w:spacing w:line="15" w:lineRule="atLeast"/>
               <w:ind w:left="0" w:right="-142"/>
               <w:rPr>
                 <w:rFonts w:ascii="Times New Roman" w:hAnsi="Times New Roman" w:cs="Times New Roman"/>
@@ -1231,7 +1561,7 @@
           <w:p>
             <w:pPr>
               <w:pStyle w:val="ListParagraph"/>
-              <w:spacing w:line="60" w:lineRule="auto"/>
+              <w:spacing w:line="15" w:lineRule="atLeast"/>
               <w:ind w:left="0" w:right="-142"/>
               <w:rPr>
                 <w:rFonts w:ascii="Times New Roman" w:hAnsi="Times New Roman" w:cs="Times New Roman"/>
@@ -1265,7 +1595,7 @@
           <w:p>
             <w:pPr>
               <w:pStyle w:val="ListParagraph"/>
-              <w:spacing w:line="60" w:lineRule="auto"/>
+              <w:spacing w:line="15" w:lineRule="atLeast"/>
               <w:ind w:left="0" w:right="-142"/>
               <w:rPr>
                 <w:rFonts w:ascii="Times New Roman" w:hAnsi="Times New Roman" w:cs="Times New Roman"/>
@@ -1299,7 +1629,7 @@
           <w:p>
             <w:pPr>
               <w:pStyle w:val="ListParagraph"/>
-              <w:spacing w:line="60" w:lineRule="auto"/>
+              <w:spacing w:line="15" w:lineRule="atLeast"/>
               <w:ind w:left="0" w:right="-142"/>
               <w:rPr>
                 <w:rFonts w:ascii="Times New Roman" w:hAnsi="Times New Roman" w:cs="Times New Roman"/>
@@ -1335,7 +1665,7 @@
           <w:p>
             <w:pPr>
               <w:pStyle w:val="ListParagraph"/>
-              <w:spacing w:line="276" w:lineRule="auto"/>
+              <w:spacing w:line="15" w:lineRule="atLeast"/>
               <w:ind w:left="0" w:right="-144"/>
               <w:cnfStyle w:val="000000100000" w:firstRow="0" w:lastRow="0" w:firstColumn="0" w:lastColumn="0" w:oddVBand="0" w:evenVBand="0" w:oddHBand="1" w:evenHBand="0" w:firstRowFirstColumn="0" w:firstRowLastColumn="0" w:lastRowFirstColumn="0" w:lastRowLastColumn="0"/>
               <w:rPr>
@@ -1355,7 +1685,7 @@
     <w:p>
       <w:pPr>
         <w:pStyle w:val="ListParagraph"/>
-        <w:spacing w:line="276" w:lineRule="auto"/>
+        <w:spacing w:line="15" w:lineRule="atLeast"/>
         <w:ind w:right="-144" w:hanging="720"/>
         <w:rPr>
           <w:rFonts w:ascii="Times New Roman" w:hAnsi="Times New Roman" w:cs="Times New Roman"/>
@@ -1365,7 +1695,7 @@
     <w:p>
       <w:pPr>
         <w:pStyle w:val="ListParagraph"/>
-        <w:spacing w:line="276" w:lineRule="auto"/>
+        <w:spacing w:line="15" w:lineRule="atLeast"/>
         <w:ind w:right="-144" w:hanging="720"/>
         <w:rPr>
           <w:rFonts w:ascii="Times New Roman" w:hAnsi="Times New Roman" w:cs="Times New Roman"/>
@@ -1390,7 +1720,7 @@
     <w:p>
       <w:pPr>
         <w:pStyle w:val="ListParagraph"/>
-        <w:spacing w:line="276" w:lineRule="auto"/>
+        <w:spacing w:line="15" w:lineRule="atLeast"/>
         <w:ind w:right="-144" w:hanging="720"/>
         <w:rPr>
           <w:rFonts w:ascii="Times New Roman" w:hAnsi="Times New Roman" w:cs="Times New Roman"/>
@@ -1402,12 +1732,34 @@
           <w:rFonts w:ascii="Times New Roman" w:hAnsi="Times New Roman" w:cs="Times New Roman"/>
           <w:color w:val="000000" w:themeColor="text1"/>
         </w:rPr>
-        <w:t>Process Modelling Standard : The process has been modelled using BPMN 2.0 notation with swimlanes representing Customer, Customer Service Agent, Warehouse Team, and Finance Team responsibility.</w:t>
+        <w:t xml:space="preserve">Process Modelling Standard : The process has been modelled using BPMN 2.0 notation with </w:t>
+      </w:r>
+      <w:proofErr w:type="spellStart"/>
+      <w:r>
+        <w:rPr>
+          <w:rFonts w:ascii="Times New Roman" w:hAnsi="Times New Roman" w:cs="Times New Roman"/>
+          <w:color w:val="000000" w:themeColor="text1"/>
+        </w:rPr>
+        <w:t>swimlanes</w:t>
+      </w:r>
+      <w:proofErr w:type="spellEnd"/>
+      <w:r>
+        <w:rPr>
+          <w:rFonts w:ascii="Times New Roman" w:hAnsi="Times New Roman" w:cs="Times New Roman"/>
+          <w:color w:val="000000" w:themeColor="text1"/>
+        </w:rPr>
+        <w:t xml:space="preserve"> representing Customer, Customer Service Agent, Warehouse Team, and Finance Team responsibility.</w:t>
       </w:r>
     </w:p>
     <w:sectPr>
       <w:pgSz w:w="11906" w:h="16838"/>
-      <w:pgMar w:top="851" w:right="851" w:bottom="851" w:left="851" w:header="708" w:footer="708" w:gutter="0"/>
+      <w:pgMar w:top="1134" w:right="1134" w:bottom="1134" w:left="1134" w:header="708" w:footer="708" w:gutter="0"/>
+      <w:pgBorders w:offsetFrom="page">
+        <w:top w:val="double" w:sz="4" w:space="24" w:color="auto"/>
+        <w:left w:val="double" w:sz="4" w:space="24" w:color="auto"/>
+        <w:bottom w:val="double" w:sz="4" w:space="24" w:color="auto"/>
+        <w:right w:val="double" w:sz="4" w:space="24" w:color="auto"/>
+      </w:pgBorders>
       <w:cols w:space="708"/>
       <w:docGrid w:linePitch="360"/>
     </w:sectPr>
@@ -2166,6 +2518,7 @@
   <w:style w:type="character" w:default="1" w:styleId="DefaultParagraphFont">
     <w:name w:val="Default Paragraph Font"/>
     <w:uiPriority w:val="1"/>
+    <w:semiHidden/>
     <w:unhideWhenUsed/>
   </w:style>
   <w:style w:type="table" w:default="1" w:styleId="TableNormal">

--- a/03As Is Process Documentation.docx
+++ b/03As Is Process Documentation.docx
@@ -1527,7 +1527,7 @@
           <w:p>
             <w:pPr>
               <w:pStyle w:val="ListParagraph"/>
-              <w:spacing w:line="15" w:lineRule="atLeast"/>
+              <w:spacing w:line="5" w:lineRule="atLeast"/>
               <w:ind w:left="0" w:right="-142"/>
               <w:rPr>
                 <w:rFonts w:ascii="Times New Roman" w:hAnsi="Times New Roman" w:cs="Times New Roman"/>
@@ -1561,7 +1561,7 @@
           <w:p>
             <w:pPr>
               <w:pStyle w:val="ListParagraph"/>
-              <w:spacing w:line="15" w:lineRule="atLeast"/>
+              <w:spacing w:line="5" w:lineRule="atLeast"/>
               <w:ind w:left="0" w:right="-142"/>
               <w:rPr>
                 <w:rFonts w:ascii="Times New Roman" w:hAnsi="Times New Roman" w:cs="Times New Roman"/>
@@ -1595,7 +1595,7 @@
           <w:p>
             <w:pPr>
               <w:pStyle w:val="ListParagraph"/>
-              <w:spacing w:line="15" w:lineRule="atLeast"/>
+              <w:spacing w:line="5" w:lineRule="atLeast"/>
               <w:ind w:left="0" w:right="-142"/>
               <w:rPr>
                 <w:rFonts w:ascii="Times New Roman" w:hAnsi="Times New Roman" w:cs="Times New Roman"/>
@@ -1629,7 +1629,7 @@
           <w:p>
             <w:pPr>
               <w:pStyle w:val="ListParagraph"/>
-              <w:spacing w:line="15" w:lineRule="atLeast"/>
+              <w:spacing w:line="5" w:lineRule="atLeast"/>
               <w:ind w:left="0" w:right="-142"/>
               <w:rPr>
                 <w:rFonts w:ascii="Times New Roman" w:hAnsi="Times New Roman" w:cs="Times New Roman"/>

--- a/03As Is Process Documentation.docx
+++ b/03As Is Process Documentation.docx
@@ -1527,7 +1527,7 @@
           <w:p>
             <w:pPr>
               <w:pStyle w:val="ListParagraph"/>
-              <w:spacing w:line="5" w:lineRule="atLeast"/>
+              <w:spacing w:line="60" w:lineRule="auto"/>
               <w:ind w:left="0" w:right="-142"/>
               <w:rPr>
                 <w:rFonts w:ascii="Times New Roman" w:hAnsi="Times New Roman" w:cs="Times New Roman"/>
@@ -1561,7 +1561,7 @@
           <w:p>
             <w:pPr>
               <w:pStyle w:val="ListParagraph"/>
-              <w:spacing w:line="5" w:lineRule="atLeast"/>
+              <w:spacing w:line="60" w:lineRule="auto"/>
               <w:ind w:left="0" w:right="-142"/>
               <w:rPr>
                 <w:rFonts w:ascii="Times New Roman" w:hAnsi="Times New Roman" w:cs="Times New Roman"/>
@@ -1595,7 +1595,7 @@
           <w:p>
             <w:pPr>
               <w:pStyle w:val="ListParagraph"/>
-              <w:spacing w:line="5" w:lineRule="atLeast"/>
+              <w:spacing w:line="60" w:lineRule="auto"/>
               <w:ind w:left="0" w:right="-142"/>
               <w:rPr>
                 <w:rFonts w:ascii="Times New Roman" w:hAnsi="Times New Roman" w:cs="Times New Roman"/>
@@ -1629,7 +1629,7 @@
           <w:p>
             <w:pPr>
               <w:pStyle w:val="ListParagraph"/>
-              <w:spacing w:line="5" w:lineRule="atLeast"/>
+              <w:spacing w:line="60" w:lineRule="auto"/>
               <w:ind w:left="0" w:right="-142"/>
               <w:rPr>
                 <w:rFonts w:ascii="Times New Roman" w:hAnsi="Times New Roman" w:cs="Times New Roman"/>
@@ -1677,6 +1677,54 @@
                 <w:rFonts w:ascii="Times New Roman" w:hAnsi="Times New Roman" w:cs="Times New Roman"/>
               </w:rPr>
               <w:t>Issue/Pain Point</w:t>
+            </w:r>
+          </w:p>
+        </w:tc>
+      </w:tr>
+      <w:tr>
+        <w:tc>
+          <w:tcPr>
+            <w:cnfStyle w:val="001000000000" w:firstRow="0" w:lastRow="0" w:firstColumn="1" w:lastColumn="0" w:oddVBand="0" w:evenVBand="0" w:oddHBand="0" w:evenHBand="0" w:firstRowFirstColumn="0" w:firstRowLastColumn="0" w:lastRowFirstColumn="0" w:lastRowLastColumn="0"/>
+            <w:tcW w:w="1543" w:type="dxa"/>
+          </w:tcPr>
+          <w:p>
+            <w:pPr>
+              <w:pStyle w:val="ListParagraph"/>
+              <w:spacing w:line="5" w:lineRule="atLeast"/>
+              <w:ind w:left="0" w:right="-142"/>
+              <w:rPr>
+                <w:rFonts w:ascii="Times New Roman" w:hAnsi="Times New Roman" w:cs="Times New Roman"/>
+                <w:color w:val="000000" w:themeColor="text1"/>
+              </w:rPr>
+            </w:pPr>
+            <w:r>
+              <w:rPr>
+                <w:rFonts w:ascii="Segoe UI Symbol" w:hAnsi="Segoe UI Symbol" w:cs="Segoe UI Symbol"/>
+                <w:color w:val="000000" w:themeColor="text1"/>
+              </w:rPr>
+              <w:t>⬤</w:t>
+            </w:r>
+          </w:p>
+        </w:tc>
+        <w:tc>
+          <w:tcPr>
+            <w:tcW w:w="2421" w:type="dxa"/>
+          </w:tcPr>
+          <w:p>
+            <w:pPr>
+              <w:pStyle w:val="ListParagraph"/>
+              <w:spacing w:line="15" w:lineRule="atLeast"/>
+              <w:ind w:left="0" w:right="-144"/>
+              <w:cnfStyle w:val="000000000000" w:firstRow="0" w:lastRow="0" w:firstColumn="0" w:lastColumn="0" w:oddVBand="0" w:evenVBand="0" w:oddHBand="0" w:evenHBand="0" w:firstRowFirstColumn="0" w:firstRowLastColumn="0" w:lastRowFirstColumn="0" w:lastRowLastColumn="0"/>
+              <w:rPr>
+                <w:rFonts w:ascii="Times New Roman" w:hAnsi="Times New Roman" w:cs="Times New Roman"/>
+              </w:rPr>
+            </w:pPr>
+            <w:r>
+              <w:rPr>
+                <w:rFonts w:ascii="Times New Roman" w:hAnsi="Times New Roman" w:cs="Times New Roman"/>
+              </w:rPr>
+              <w:t>End</w:t>
             </w:r>
           </w:p>
         </w:tc>
@@ -2518,7 +2566,6 @@
   <w:style w:type="character" w:default="1" w:styleId="DefaultParagraphFont">
     <w:name w:val="Default Paragraph Font"/>
     <w:uiPriority w:val="1"/>
-    <w:semiHidden/>
     <w:unhideWhenUsed/>
   </w:style>
   <w:style w:type="table" w:default="1" w:styleId="TableNormal">
